--- a/자율실험실_폐루프_실증사례.docx
+++ b/자율실험실_폐루프_실증사례.docx
@@ -2580,6 +2580,429 @@
                 <w:i w:val="0"/>
                 <w:sz w:val="17"/>
               </w:rPr>
+              <w:t>물질·재료연구기구(NIMS)</w:t>
+            </w:r>
+          </w:p>
+        </w:tc>
+        <w:tc>
+          <w:tcPr>
+            <w:tcW w:type="dxa" w:w="1928"/>
+          </w:tcPr>
+          <w:p>
+            <w:pPr>
+              <w:spacing w:after="20" w:line="276" w:lineRule="auto"/>
+            </w:pPr>
+            <w:r/>
+            <w:r>
+              <w:rPr>
+                <w:rFonts w:ascii="Malgun Gothic" w:hAnsi="Malgun Gothic" w:eastAsia="맑은 고딕"/>
+                <w:b w:val="0"/>
+                <w:i w:val="0"/>
+                <w:sz w:val="17"/>
+              </w:rPr>
+              <w:t>리튬-산소 전지 전해질</w:t>
+            </w:r>
+          </w:p>
+        </w:tc>
+        <w:tc>
+          <w:tcPr>
+            <w:tcW w:type="dxa" w:w="1928"/>
+          </w:tcPr>
+          <w:p>
+            <w:pPr>
+              <w:spacing w:after="20" w:line="276" w:lineRule="auto"/>
+            </w:pPr>
+            <w:r/>
+            <w:r>
+              <w:rPr>
+                <w:rFonts w:ascii="Malgun Gothic" w:hAnsi="Malgun Gothic" w:eastAsia="맑은 고딕"/>
+                <w:b w:val="0"/>
+                <w:i w:val="0"/>
+                <w:sz w:val="17"/>
+              </w:rPr>
+              <w:t xml:space="preserve">액체 분주기와 </w:t>
+            </w:r>
+            <w:r>
+              <w:rPr>
+                <w:rFonts w:ascii="Malgun Gothic" w:hAnsi="Malgun Gothic" w:eastAsia="맑은 고딕"/>
+                <w:b/>
+                <w:i w:val="0"/>
+                <w:sz w:val="17"/>
+              </w:rPr>
+              <w:t>96채널 전기화학 분석기</w:t>
+            </w:r>
+            <w:r>
+              <w:rPr>
+                <w:rFonts w:ascii="Malgun Gothic" w:hAnsi="Malgun Gothic" w:eastAsia="맑은 고딕"/>
+                <w:b w:val="0"/>
+                <w:i w:val="0"/>
+                <w:sz w:val="17"/>
+              </w:rPr>
+              <w:t xml:space="preserve">를 결합한 고속 조합 탐색 플랫폼. </w:t>
+            </w:r>
+            <w:r>
+              <w:rPr>
+                <w:rFonts w:ascii="Malgun Gothic" w:hAnsi="Malgun Gothic" w:eastAsia="맑은 고딕"/>
+                <w:b/>
+                <w:i w:val="0"/>
+                <w:sz w:val="17"/>
+              </w:rPr>
+              <w:t>하루 1,000 시료 이상</w:t>
+            </w:r>
+            <w:r>
+              <w:rPr>
+                <w:rFonts w:ascii="Malgun Gothic" w:hAnsi="Malgun Gothic" w:eastAsia="맑은 고딕"/>
+                <w:b w:val="0"/>
+                <w:i w:val="0"/>
+                <w:sz w:val="17"/>
+              </w:rPr>
+              <w:t xml:space="preserve">의 탐색 처리량을 확보하고 베이지안 최적화를 결합해 </w:t>
+            </w:r>
+            <w:r>
+              <w:rPr>
+                <w:rFonts w:ascii="Malgun Gothic" w:hAnsi="Malgun Gothic" w:eastAsia="맑은 고딕"/>
+                <w:b/>
+                <w:i w:val="0"/>
+                <w:sz w:val="17"/>
+              </w:rPr>
+              <w:t>사이클 수명을 높이는 전해질 조성을 발견</w:t>
+            </w:r>
+          </w:p>
+        </w:tc>
+        <w:tc>
+          <w:tcPr>
+            <w:tcW w:type="dxa" w:w="1928"/>
+          </w:tcPr>
+          <w:p>
+            <w:pPr>
+              <w:spacing w:after="20" w:line="276" w:lineRule="auto"/>
+            </w:pPr>
+            <w:r/>
+            <w:r>
+              <w:rPr>
+                <w:rFonts w:ascii="Malgun Gothic" w:hAnsi="Malgun Gothic" w:eastAsia="맑은 고딕"/>
+                <w:b w:val="0"/>
+                <w:i w:val="0"/>
+                <w:sz w:val="17"/>
+              </w:rPr>
+              <w:t>②</w:t>
+            </w:r>
+          </w:p>
+        </w:tc>
+      </w:tr>
+      <w:tr>
+        <w:tc>
+          <w:tcPr>
+            <w:tcW w:type="dxa" w:w="1928"/>
+          </w:tcPr>
+          <w:p>
+            <w:pPr>
+              <w:spacing w:after="20" w:line="276" w:lineRule="auto"/>
+            </w:pPr>
+            <w:r/>
+            <w:r>
+              <w:rPr>
+                <w:rFonts w:ascii="Malgun Gothic" w:hAnsi="Malgun Gothic" w:eastAsia="맑은 고딕"/>
+                <w:b w:val="0"/>
+                <w:i w:val="0"/>
+                <w:sz w:val="17"/>
+              </w:rPr>
+              <w:t>일본</w:t>
+            </w:r>
+          </w:p>
+        </w:tc>
+        <w:tc>
+          <w:tcPr>
+            <w:tcW w:type="dxa" w:w="1928"/>
+          </w:tcPr>
+          <w:p>
+            <w:pPr>
+              <w:spacing w:after="20" w:line="276" w:lineRule="auto"/>
+            </w:pPr>
+            <w:r/>
+            <w:r>
+              <w:rPr>
+                <w:rFonts w:ascii="Malgun Gothic" w:hAnsi="Malgun Gothic" w:eastAsia="맑은 고딕"/>
+                <w:b w:val="0"/>
+                <w:i w:val="0"/>
+                <w:sz w:val="17"/>
+              </w:rPr>
+              <w:t>도쿄공업대(현 도쿄과학대)</w:t>
+            </w:r>
+          </w:p>
+        </w:tc>
+        <w:tc>
+          <w:tcPr>
+            <w:tcW w:type="dxa" w:w="1928"/>
+          </w:tcPr>
+          <w:p>
+            <w:pPr>
+              <w:spacing w:after="20" w:line="276" w:lineRule="auto"/>
+            </w:pPr>
+            <w:r/>
+            <w:r>
+              <w:rPr>
+                <w:rFonts w:ascii="Malgun Gothic" w:hAnsi="Malgun Gothic" w:eastAsia="맑은 고딕"/>
+                <w:b w:val="0"/>
+                <w:i w:val="0"/>
+                <w:sz w:val="17"/>
+              </w:rPr>
+              <w:t>산화물 박막·전고체 전지 전해질</w:t>
+            </w:r>
+          </w:p>
+        </w:tc>
+        <w:tc>
+          <w:tcPr>
+            <w:tcW w:type="dxa" w:w="1928"/>
+          </w:tcPr>
+          <w:p>
+            <w:pPr>
+              <w:spacing w:after="20" w:line="276" w:lineRule="auto"/>
+            </w:pPr>
+            <w:r/>
+            <w:r>
+              <w:rPr>
+                <w:rFonts w:ascii="Malgun Gothic" w:hAnsi="Malgun Gothic" w:eastAsia="맑은 고딕"/>
+                <w:b w:val="0"/>
+                <w:i w:val="0"/>
+                <w:sz w:val="17"/>
+              </w:rPr>
+              <w:t xml:space="preserve">육각형 챔버 중앙의 로봇 팔이 </w:t>
+            </w:r>
+            <w:r>
+              <w:rPr>
+                <w:rFonts w:ascii="Malgun Gothic" w:hAnsi="Malgun Gothic" w:eastAsia="맑은 고딕"/>
+                <w:b/>
+                <w:i w:val="0"/>
+                <w:sz w:val="17"/>
+              </w:rPr>
+              <w:t>6개 위성 챔버</w:t>
+            </w:r>
+            <w:r>
+              <w:rPr>
+                <w:rFonts w:ascii="Malgun Gothic" w:hAnsi="Malgun Gothic" w:eastAsia="맑은 고딕"/>
+                <w:b w:val="0"/>
+                <w:i w:val="0"/>
+                <w:sz w:val="17"/>
+              </w:rPr>
+              <w:t xml:space="preserve">(스퍼터 합성·전기저항 평가)로 시료를 옮기는 자율 플랫폼. Nb 도핑 TiO₂ 저항 최소화 실험에서 </w:t>
+            </w:r>
+            <w:r>
+              <w:rPr>
+                <w:rFonts w:ascii="Malgun Gothic" w:hAnsi="Malgun Gothic" w:eastAsia="맑은 고딕"/>
+                <w:b/>
+                <w:i w:val="0"/>
+                <w:sz w:val="17"/>
+              </w:rPr>
+              <w:t>수동 대비 처리량 10배</w:t>
+            </w:r>
+            <w:r>
+              <w:rPr>
+                <w:rFonts w:ascii="Malgun Gothic" w:hAnsi="Malgun Gothic" w:eastAsia="맑은 고딕"/>
+                <w:b w:val="0"/>
+                <w:i w:val="0"/>
+                <w:sz w:val="17"/>
+              </w:rPr>
+              <w:t xml:space="preserve">를 달성하고, Li₃PO₄와 LAGP 혼합으로 </w:t>
+            </w:r>
+            <w:r>
+              <w:rPr>
+                <w:rFonts w:ascii="Malgun Gothic" w:hAnsi="Malgun Gothic" w:eastAsia="맑은 고딕"/>
+                <w:b/>
+                <w:i w:val="0"/>
+                <w:sz w:val="17"/>
+              </w:rPr>
+              <w:t>전고체 Li 전지용 신규 전해질 소재를 발견</w:t>
+            </w:r>
+          </w:p>
+        </w:tc>
+        <w:tc>
+          <w:tcPr>
+            <w:tcW w:type="dxa" w:w="1928"/>
+          </w:tcPr>
+          <w:p>
+            <w:pPr>
+              <w:spacing w:after="20" w:line="276" w:lineRule="auto"/>
+            </w:pPr>
+            <w:r/>
+            <w:r>
+              <w:rPr>
+                <w:rFonts w:ascii="Malgun Gothic" w:hAnsi="Malgun Gothic" w:eastAsia="맑은 고딕"/>
+                <w:b w:val="0"/>
+                <w:i w:val="0"/>
+                <w:sz w:val="17"/>
+              </w:rPr>
+              <w:t>②</w:t>
+            </w:r>
+          </w:p>
+        </w:tc>
+      </w:tr>
+      <w:tr>
+        <w:tc>
+          <w:tcPr>
+            <w:tcW w:type="dxa" w:w="1928"/>
+          </w:tcPr>
+          <w:p>
+            <w:pPr>
+              <w:spacing w:after="20" w:line="276" w:lineRule="auto"/>
+            </w:pPr>
+            <w:r/>
+            <w:r>
+              <w:rPr>
+                <w:rFonts w:ascii="Malgun Gothic" w:hAnsi="Malgun Gothic" w:eastAsia="맑은 고딕"/>
+                <w:b w:val="0"/>
+                <w:i w:val="0"/>
+                <w:sz w:val="17"/>
+              </w:rPr>
+              <w:t>일본</w:t>
+            </w:r>
+          </w:p>
+        </w:tc>
+        <w:tc>
+          <w:tcPr>
+            <w:tcW w:type="dxa" w:w="1928"/>
+          </w:tcPr>
+          <w:p>
+            <w:pPr>
+              <w:spacing w:after="20" w:line="276" w:lineRule="auto"/>
+            </w:pPr>
+            <w:r/>
+            <w:r>
+              <w:rPr>
+                <w:rFonts w:ascii="Malgun Gothic" w:hAnsi="Malgun Gothic" w:eastAsia="맑은 고딕"/>
+                <w:b w:val="0"/>
+                <w:i w:val="0"/>
+                <w:sz w:val="17"/>
+              </w:rPr>
+              <w:t>도쿄대 (Rigaku 협력)</w:t>
+            </w:r>
+          </w:p>
+        </w:tc>
+        <w:tc>
+          <w:tcPr>
+            <w:tcW w:type="dxa" w:w="1928"/>
+          </w:tcPr>
+          <w:p>
+            <w:pPr>
+              <w:spacing w:after="20" w:line="276" w:lineRule="auto"/>
+            </w:pPr>
+            <w:r/>
+            <w:r>
+              <w:rPr>
+                <w:rFonts w:ascii="Malgun Gothic" w:hAnsi="Malgun Gothic" w:eastAsia="맑은 고딕"/>
+                <w:b w:val="0"/>
+                <w:i w:val="0"/>
+                <w:sz w:val="17"/>
+              </w:rPr>
+              <w:t>리튬이온 양극 박막</w:t>
+            </w:r>
+          </w:p>
+        </w:tc>
+        <w:tc>
+          <w:tcPr>
+            <w:tcW w:type="dxa" w:w="1928"/>
+          </w:tcPr>
+          <w:p>
+            <w:pPr>
+              <w:spacing w:after="20" w:line="276" w:lineRule="auto"/>
+            </w:pPr>
+            <w:r/>
+            <w:r>
+              <w:rPr>
+                <w:rFonts w:ascii="Malgun Gothic" w:hAnsi="Malgun Gothic" w:eastAsia="맑은 고딕"/>
+                <w:b/>
+                <w:i w:val="0"/>
+                <w:sz w:val="17"/>
+              </w:rPr>
+              <w:t>dLab.</w:t>
+            </w:r>
+            <w:r>
+              <w:rPr>
+                <w:rFonts w:ascii="Malgun Gothic" w:hAnsi="Malgun Gothic" w:eastAsia="맑은 고딕"/>
+                <w:b w:val="0"/>
+                <w:i w:val="0"/>
+                <w:sz w:val="17"/>
+              </w:rPr>
+              <w:t xml:space="preserve"> 로봇으로 장비를 연결해 박막 합성·측정·분석을 자동화하고 </w:t>
+            </w:r>
+            <w:r>
+              <w:rPr>
+                <w:rFonts w:ascii="Malgun Gothic" w:hAnsi="Malgun Gothic" w:eastAsia="맑은 고딕"/>
+                <w:b/>
+                <w:i w:val="0"/>
+                <w:sz w:val="17"/>
+              </w:rPr>
+              <w:t>베이지안 최적화로 최적 온도를 자율 탐색</w:t>
+            </w:r>
+            <w:r>
+              <w:rPr>
+                <w:rFonts w:ascii="Malgun Gothic" w:hAnsi="Malgun Gothic" w:eastAsia="맑은 고딕"/>
+                <w:b w:val="0"/>
+                <w:i w:val="0"/>
+                <w:sz w:val="17"/>
+              </w:rPr>
+              <w:t>. 리튬이온 양극 박막을 자율 합성하고 XRD 패턴 측정으로 구조를 평가. 데이터는 MaiML 형식으로 출력해 클라우드 DB에 축적, 로봇 연동 박막 XRD 장비는 Rigaku가 개발</w:t>
+            </w:r>
+          </w:p>
+        </w:tc>
+        <w:tc>
+          <w:tcPr>
+            <w:tcW w:type="dxa" w:w="1928"/>
+          </w:tcPr>
+          <w:p>
+            <w:pPr>
+              <w:spacing w:after="20" w:line="276" w:lineRule="auto"/>
+            </w:pPr>
+            <w:r/>
+            <w:r>
+              <w:rPr>
+                <w:rFonts w:ascii="Malgun Gothic" w:hAnsi="Malgun Gothic" w:eastAsia="맑은 고딕"/>
+                <w:b w:val="0"/>
+                <w:i w:val="0"/>
+                <w:sz w:val="17"/>
+              </w:rPr>
+              <w:t>②</w:t>
+            </w:r>
+          </w:p>
+        </w:tc>
+      </w:tr>
+      <w:tr>
+        <w:tc>
+          <w:tcPr>
+            <w:tcW w:type="dxa" w:w="1928"/>
+          </w:tcPr>
+          <w:p>
+            <w:pPr>
+              <w:spacing w:after="20" w:line="276" w:lineRule="auto"/>
+            </w:pPr>
+            <w:r/>
+            <w:r>
+              <w:rPr>
+                <w:rFonts w:ascii="Malgun Gothic" w:hAnsi="Malgun Gothic" w:eastAsia="맑은 고딕"/>
+                <w:b w:val="0"/>
+                <w:i w:val="0"/>
+                <w:sz w:val="17"/>
+              </w:rPr>
+              <w:t>일본</w:t>
+            </w:r>
+          </w:p>
+        </w:tc>
+        <w:tc>
+          <w:tcPr>
+            <w:tcW w:type="dxa" w:w="1928"/>
+          </w:tcPr>
+          <w:p>
+            <w:pPr>
+              <w:spacing w:after="20" w:line="276" w:lineRule="auto"/>
+            </w:pPr>
+            <w:r/>
+            <w:r>
+              <w:rPr>
+                <w:rFonts w:ascii="Malgun Gothic" w:hAnsi="Malgun Gothic" w:eastAsia="맑은 고딕"/>
+                <w:b w:val="0"/>
+                <w:i w:val="0"/>
+                <w:sz w:val="17"/>
+              </w:rPr>
               <w:t>이화학연구소(RIKEN)</w:t>
             </w:r>
           </w:p>
@@ -2666,6 +3089,135 @@
                 <w:sz w:val="17"/>
               </w:rPr>
               <w:t>. 40일 배양 216회(실험시간 환산 8,640일). 사이클 하나가 40일인 장주기 실험에서 폐루프를 완주한 드문 사례</w:t>
+            </w:r>
+          </w:p>
+        </w:tc>
+        <w:tc>
+          <w:tcPr>
+            <w:tcW w:type="dxa" w:w="1928"/>
+          </w:tcPr>
+          <w:p>
+            <w:pPr>
+              <w:spacing w:after="20" w:line="276" w:lineRule="auto"/>
+            </w:pPr>
+            <w:r/>
+            <w:r>
+              <w:rPr>
+                <w:rFonts w:ascii="Malgun Gothic" w:hAnsi="Malgun Gothic" w:eastAsia="맑은 고딕"/>
+                <w:b w:val="0"/>
+                <w:i w:val="0"/>
+                <w:sz w:val="17"/>
+              </w:rPr>
+              <w:t>②</w:t>
+            </w:r>
+          </w:p>
+        </w:tc>
+      </w:tr>
+      <w:tr>
+        <w:tc>
+          <w:tcPr>
+            <w:tcW w:type="dxa" w:w="1928"/>
+          </w:tcPr>
+          <w:p>
+            <w:pPr>
+              <w:spacing w:after="20" w:line="276" w:lineRule="auto"/>
+            </w:pPr>
+            <w:r/>
+            <w:r>
+              <w:rPr>
+                <w:rFonts w:ascii="Malgun Gothic" w:hAnsi="Malgun Gothic" w:eastAsia="맑은 고딕"/>
+                <w:b w:val="0"/>
+                <w:i w:val="0"/>
+                <w:sz w:val="17"/>
+              </w:rPr>
+              <w:t>중국</w:t>
+            </w:r>
+          </w:p>
+        </w:tc>
+        <w:tc>
+          <w:tcPr>
+            <w:tcW w:type="dxa" w:w="1928"/>
+          </w:tcPr>
+          <w:p>
+            <w:pPr>
+              <w:spacing w:after="20" w:line="276" w:lineRule="auto"/>
+            </w:pPr>
+            <w:r/>
+            <w:r>
+              <w:rPr>
+                <w:rFonts w:ascii="Malgun Gothic" w:hAnsi="Malgun Gothic" w:eastAsia="맑은 고딕"/>
+                <w:b w:val="0"/>
+                <w:i w:val="0"/>
+                <w:sz w:val="17"/>
+              </w:rPr>
+              <w:t>중국과학기술대(USTC)</w:t>
+            </w:r>
+          </w:p>
+        </w:tc>
+        <w:tc>
+          <w:tcPr>
+            <w:tcW w:type="dxa" w:w="1928"/>
+          </w:tcPr>
+          <w:p>
+            <w:pPr>
+              <w:spacing w:after="20" w:line="276" w:lineRule="auto"/>
+            </w:pPr>
+            <w:r/>
+            <w:r>
+              <w:rPr>
+                <w:rFonts w:ascii="Malgun Gothic" w:hAnsi="Malgun Gothic" w:eastAsia="맑은 고딕"/>
+                <w:b w:val="0"/>
+                <w:i w:val="0"/>
+                <w:sz w:val="17"/>
+              </w:rPr>
+              <w:t>올라운드 화학 연구</w:t>
+            </w:r>
+          </w:p>
+        </w:tc>
+        <w:tc>
+          <w:tcPr>
+            <w:tcW w:type="dxa" w:w="1928"/>
+          </w:tcPr>
+          <w:p>
+            <w:pPr>
+              <w:spacing w:after="20" w:line="276" w:lineRule="auto"/>
+            </w:pPr>
+            <w:r/>
+            <w:r>
+              <w:rPr>
+                <w:rFonts w:ascii="Malgun Gothic" w:hAnsi="Malgun Gothic" w:eastAsia="맑은 고딕"/>
+                <w:b/>
+                <w:i w:val="0"/>
+                <w:sz w:val="17"/>
+              </w:rPr>
+              <w:t>AI-Chemist.</w:t>
+            </w:r>
+            <w:r>
+              <w:rPr>
+                <w:rFonts w:ascii="Malgun Gothic" w:hAnsi="Malgun Gothic" w:eastAsia="맑은 고딕"/>
+                <w:b w:val="0"/>
+                <w:i w:val="0"/>
+                <w:sz w:val="17"/>
+              </w:rPr>
+              <w:t xml:space="preserve"> 기존 지식으로 과학 가설을 세우고 실험 계획을 생성한 뒤, 이동 로봇이 </w:t>
+            </w:r>
+            <w:r>
+              <w:rPr>
+                <w:rFonts w:ascii="Malgun Gothic" w:hAnsi="Malgun Gothic" w:eastAsia="맑은 고딕"/>
+                <w:b/>
+                <w:i w:val="0"/>
+                <w:sz w:val="17"/>
+              </w:rPr>
+              <w:t>14개 워크스테이션</w:t>
+            </w:r>
+            <w:r>
+              <w:rPr>
+                <w:rFonts w:ascii="Malgun Gothic" w:hAnsi="Malgun Gothic" w:eastAsia="맑은 고딕"/>
+                <w:b w:val="0"/>
+                <w:i w:val="0"/>
+                <w:sz w:val="17"/>
+              </w:rPr>
+              <w:t>(합성·특성분석·성능시험)에서 전 과정을 자율 수행하고, 이론계산과 실험 데이터 피드백으로 예측 모델을 갱신. 1세대 샤오라이(小来, 2021) → 2세대 샤오린(小林) → Luke(2024)로 세대 확장</w:t>
             </w:r>
           </w:p>
         </w:tc>
@@ -2983,6 +3535,465 @@
                 <w:i w:val="0"/>
                 <w:sz w:val="17"/>
               </w:rPr>
+              <w:t>중국</w:t>
+            </w:r>
+          </w:p>
+        </w:tc>
+        <w:tc>
+          <w:tcPr>
+            <w:tcW w:type="dxa" w:w="1928"/>
+          </w:tcPr>
+          <w:p>
+            <w:pPr>
+              <w:spacing w:after="20" w:line="276" w:lineRule="auto"/>
+            </w:pPr>
+            <w:r/>
+            <w:r>
+              <w:rPr>
+                <w:rFonts w:ascii="Malgun Gothic" w:hAnsi="Malgun Gothic" w:eastAsia="맑은 고딕"/>
+                <w:b w:val="0"/>
+                <w:i w:val="0"/>
+                <w:sz w:val="17"/>
+              </w:rPr>
+              <w:t>중국과학기술대(USTC) 쑤저우고등연구원</w:t>
+            </w:r>
+          </w:p>
+        </w:tc>
+        <w:tc>
+          <w:tcPr>
+            <w:tcW w:type="dxa" w:w="1928"/>
+          </w:tcPr>
+          <w:p>
+            <w:pPr>
+              <w:spacing w:after="20" w:line="276" w:lineRule="auto"/>
+            </w:pPr>
+            <w:r/>
+            <w:r>
+              <w:rPr>
+                <w:rFonts w:ascii="Malgun Gothic" w:hAnsi="Malgun Gothic" w:eastAsia="맑은 고딕"/>
+                <w:b w:val="0"/>
+                <w:i w:val="0"/>
+                <w:sz w:val="17"/>
+              </w:rPr>
+              <w:t>세포 배양·계대</w:t>
+            </w:r>
+          </w:p>
+        </w:tc>
+        <w:tc>
+          <w:tcPr>
+            <w:tcW w:type="dxa" w:w="1928"/>
+          </w:tcPr>
+          <w:p>
+            <w:pPr>
+              <w:spacing w:after="20" w:line="276" w:lineRule="auto"/>
+            </w:pPr>
+            <w:r/>
+            <w:r>
+              <w:rPr>
+                <w:rFonts w:ascii="Malgun Gothic" w:hAnsi="Malgun Gothic" w:eastAsia="맑은 고딕"/>
+                <w:b/>
+                <w:i w:val="0"/>
+                <w:sz w:val="17"/>
+              </w:rPr>
+              <w:t>BioMARS.</w:t>
+            </w:r>
+            <w:r>
+              <w:rPr>
+                <w:rFonts w:ascii="Malgun Gothic" w:hAnsi="Malgun Gothic" w:eastAsia="맑은 고딕"/>
+                <w:b w:val="0"/>
+                <w:i w:val="0"/>
+                <w:sz w:val="17"/>
+              </w:rPr>
+              <w:t xml:space="preserve"> LLM·VLM·모듈러 로보틱스를 결합한 3계층 에이전트 — Biologist(RAG로 프로토콜 합성) → Technician(로봇 의사코드 변환) → Inspector(멀티모달 인지로 이상 탐지). 세포 계대배양과 배양을 자율 수행해 </w:t>
+            </w:r>
+            <w:r>
+              <w:rPr>
+                <w:rFonts w:ascii="Malgun Gothic" w:hAnsi="Malgun Gothic" w:eastAsia="맑은 고딕"/>
+                <w:b/>
+                <w:i w:val="0"/>
+                <w:sz w:val="17"/>
+              </w:rPr>
+              <w:t>생존율·일관성·형태학적 완전성에서 수동 작업과 동등하거나 우수</w:t>
+            </w:r>
+          </w:p>
+        </w:tc>
+        <w:tc>
+          <w:tcPr>
+            <w:tcW w:type="dxa" w:w="1928"/>
+          </w:tcPr>
+          <w:p>
+            <w:pPr>
+              <w:spacing w:after="20" w:line="276" w:lineRule="auto"/>
+            </w:pPr>
+            <w:r/>
+            <w:r>
+              <w:rPr>
+                <w:rFonts w:ascii="Malgun Gothic" w:hAnsi="Malgun Gothic" w:eastAsia="맑은 고딕"/>
+                <w:b w:val="0"/>
+                <w:i w:val="0"/>
+                <w:sz w:val="17"/>
+              </w:rPr>
+              <w:t>②</w:t>
+            </w:r>
+          </w:p>
+        </w:tc>
+      </w:tr>
+      <w:tr>
+        <w:tc>
+          <w:tcPr>
+            <w:tcW w:type="dxa" w:w="1928"/>
+          </w:tcPr>
+          <w:p>
+            <w:pPr>
+              <w:spacing w:after="20" w:line="276" w:lineRule="auto"/>
+            </w:pPr>
+            <w:r/>
+            <w:r>
+              <w:rPr>
+                <w:rFonts w:ascii="Malgun Gothic" w:hAnsi="Malgun Gothic" w:eastAsia="맑은 고딕"/>
+                <w:b w:val="0"/>
+                <w:i w:val="0"/>
+                <w:sz w:val="17"/>
+              </w:rPr>
+              <w:t>중국</w:t>
+            </w:r>
+          </w:p>
+        </w:tc>
+        <w:tc>
+          <w:tcPr>
+            <w:tcW w:type="dxa" w:w="1928"/>
+          </w:tcPr>
+          <w:p>
+            <w:pPr>
+              <w:spacing w:after="20" w:line="276" w:lineRule="auto"/>
+            </w:pPr>
+            <w:r/>
+            <w:r>
+              <w:rPr>
+                <w:rFonts w:ascii="Malgun Gothic" w:hAnsi="Malgun Gothic" w:eastAsia="맑은 고딕"/>
+                <w:b w:val="0"/>
+                <w:i w:val="0"/>
+                <w:sz w:val="17"/>
+              </w:rPr>
+              <w:t>화난이공대(SCUT)</w:t>
+            </w:r>
+          </w:p>
+        </w:tc>
+        <w:tc>
+          <w:tcPr>
+            <w:tcW w:type="dxa" w:w="1928"/>
+          </w:tcPr>
+          <w:p>
+            <w:pPr>
+              <w:spacing w:after="20" w:line="276" w:lineRule="auto"/>
+            </w:pPr>
+            <w:r/>
+            <w:r>
+              <w:rPr>
+                <w:rFonts w:ascii="Malgun Gothic" w:hAnsi="Malgun Gothic" w:eastAsia="맑은 고딕"/>
+                <w:b w:val="0"/>
+                <w:i w:val="0"/>
+                <w:sz w:val="17"/>
+              </w:rPr>
+              <w:t>금속 나노입자 합성</w:t>
+            </w:r>
+          </w:p>
+        </w:tc>
+        <w:tc>
+          <w:tcPr>
+            <w:tcW w:type="dxa" w:w="1928"/>
+          </w:tcPr>
+          <w:p>
+            <w:pPr>
+              <w:spacing w:after="20" w:line="276" w:lineRule="auto"/>
+            </w:pPr>
+            <w:r/>
+            <w:r>
+              <w:rPr>
+                <w:rFonts w:ascii="Malgun Gothic" w:hAnsi="Malgun Gothic" w:eastAsia="맑은 고딕"/>
+                <w:b w:val="0"/>
+                <w:i w:val="0"/>
+                <w:sz w:val="17"/>
+              </w:rPr>
+              <w:t xml:space="preserve">GPT 모델로 문헌에서 방법·파라미터를 검색하고 </w:t>
+            </w:r>
+            <w:r>
+              <w:rPr>
+                <w:rFonts w:ascii="Malgun Gothic" w:hAnsi="Malgun Gothic" w:eastAsia="맑은 고딕"/>
+                <w:b/>
+                <w:i w:val="0"/>
+                <w:sz w:val="17"/>
+              </w:rPr>
+              <w:t>A\* 알고리즘 기반 폐루프 최적화</w:t>
+            </w:r>
+            <w:r>
+              <w:rPr>
+                <w:rFonts w:ascii="Malgun Gothic" w:hAnsi="Malgun Gothic" w:eastAsia="맑은 고딕"/>
+                <w:b w:val="0"/>
+                <w:i w:val="0"/>
+                <w:sz w:val="17"/>
+              </w:rPr>
+              <w:t xml:space="preserve">를 수행. Au 나노막대의 종방향 표면플라즈몬 공명 피크를 600~900 nm 구간에서 다목표 최적화하는 데 </w:t>
+            </w:r>
+            <w:r>
+              <w:rPr>
+                <w:rFonts w:ascii="Malgun Gothic" w:hAnsi="Malgun Gothic" w:eastAsia="맑은 고딕"/>
+                <w:b/>
+                <w:i w:val="0"/>
+                <w:sz w:val="17"/>
+              </w:rPr>
+              <w:t>735회 실험</w:t>
+            </w:r>
+            <w:r>
+              <w:rPr>
+                <w:rFonts w:ascii="Malgun Gothic" w:hAnsi="Malgun Gothic" w:eastAsia="맑은 고딕"/>
+                <w:b w:val="0"/>
+                <w:i w:val="0"/>
+                <w:sz w:val="17"/>
+              </w:rPr>
+              <w:t xml:space="preserve">, Au 나노구·Ag 나노큐브는 </w:t>
+            </w:r>
+            <w:r>
+              <w:rPr>
+                <w:rFonts w:ascii="Malgun Gothic" w:hAnsi="Malgun Gothic" w:eastAsia="맑은 고딕"/>
+                <w:b/>
+                <w:i w:val="0"/>
+                <w:sz w:val="17"/>
+              </w:rPr>
+              <w:t>50회 실험</w:t>
+            </w:r>
+            <w:r>
+              <w:rPr>
+                <w:rFonts w:ascii="Malgun Gothic" w:hAnsi="Malgun Gothic" w:eastAsia="맑은 고딕"/>
+                <w:b w:val="0"/>
+                <w:i w:val="0"/>
+                <w:sz w:val="17"/>
+              </w:rPr>
+              <w:t>으로 달성. Au·Ag·Cu₂O·PdCu의 종류·형상·크기를 제어</w:t>
+            </w:r>
+          </w:p>
+        </w:tc>
+        <w:tc>
+          <w:tcPr>
+            <w:tcW w:type="dxa" w:w="1928"/>
+          </w:tcPr>
+          <w:p>
+            <w:pPr>
+              <w:spacing w:after="20" w:line="276" w:lineRule="auto"/>
+            </w:pPr>
+            <w:r/>
+            <w:r>
+              <w:rPr>
+                <w:rFonts w:ascii="Malgun Gothic" w:hAnsi="Malgun Gothic" w:eastAsia="맑은 고딕"/>
+                <w:b w:val="0"/>
+                <w:i w:val="0"/>
+                <w:sz w:val="17"/>
+              </w:rPr>
+              <w:t>②</w:t>
+            </w:r>
+          </w:p>
+        </w:tc>
+      </w:tr>
+      <w:tr>
+        <w:tc>
+          <w:tcPr>
+            <w:tcW w:type="dxa" w:w="1928"/>
+          </w:tcPr>
+          <w:p>
+            <w:pPr>
+              <w:spacing w:after="20" w:line="276" w:lineRule="auto"/>
+            </w:pPr>
+            <w:r/>
+            <w:r>
+              <w:rPr>
+                <w:rFonts w:ascii="Malgun Gothic" w:hAnsi="Malgun Gothic" w:eastAsia="맑은 고딕"/>
+                <w:b w:val="0"/>
+                <w:i w:val="0"/>
+                <w:sz w:val="17"/>
+              </w:rPr>
+              <w:t>중국(홍콩) 주도 다국</w:t>
+            </w:r>
+          </w:p>
+        </w:tc>
+        <w:tc>
+          <w:tcPr>
+            <w:tcW w:type="dxa" w:w="1928"/>
+          </w:tcPr>
+          <w:p>
+            <w:pPr>
+              <w:spacing w:after="20" w:line="276" w:lineRule="auto"/>
+            </w:pPr>
+            <w:r/>
+            <w:r>
+              <w:rPr>
+                <w:rFonts w:ascii="Malgun Gothic" w:hAnsi="Malgun Gothic" w:eastAsia="맑은 고딕"/>
+                <w:b w:val="0"/>
+                <w:i w:val="0"/>
+                <w:sz w:val="17"/>
+              </w:rPr>
+              <w:t>홍콩폴리텍대(PolyU) 주도 — EPFL·저장대·베이징대·옥스퍼드대 등</w:t>
+            </w:r>
+          </w:p>
+        </w:tc>
+        <w:tc>
+          <w:tcPr>
+            <w:tcW w:type="dxa" w:w="1928"/>
+          </w:tcPr>
+          <w:p>
+            <w:pPr>
+              <w:spacing w:after="20" w:line="276" w:lineRule="auto"/>
+            </w:pPr>
+            <w:r/>
+            <w:r>
+              <w:rPr>
+                <w:rFonts w:ascii="Malgun Gothic" w:hAnsi="Malgun Gothic" w:eastAsia="맑은 고딕"/>
+                <w:b w:val="0"/>
+                <w:i w:val="0"/>
+                <w:sz w:val="17"/>
+              </w:rPr>
+              <w:t>페로브스카이트 태양전지</w:t>
+            </w:r>
+          </w:p>
+        </w:tc>
+        <w:tc>
+          <w:tcPr>
+            <w:tcW w:type="dxa" w:w="1928"/>
+          </w:tcPr>
+          <w:p>
+            <w:pPr>
+              <w:spacing w:after="20" w:line="276" w:lineRule="auto"/>
+            </w:pPr>
+            <w:r/>
+            <w:r>
+              <w:rPr>
+                <w:rFonts w:ascii="Malgun Gothic" w:hAnsi="Malgun Gothic" w:eastAsia="맑은 고딕"/>
+                <w:b/>
+                <w:i w:val="0"/>
+                <w:sz w:val="17"/>
+              </w:rPr>
+              <w:t>본 표에서 실험 규모가 가장 큰 사례.</w:t>
+            </w:r>
+            <w:r>
+              <w:rPr>
+                <w:rFonts w:ascii="Malgun Gothic" w:hAnsi="Malgun Gothic" w:eastAsia="맑은 고딕"/>
+                <w:b w:val="0"/>
+                <w:i w:val="0"/>
+                <w:sz w:val="17"/>
+              </w:rPr>
+              <w:t xml:space="preserve"> 능동학습·양자모델링으로 분자를 탐색하고 베이지안 최적화와 기호회귀로 공정을 정제하는 폐루프. </w:t>
+            </w:r>
+            <w:r>
+              <w:rPr>
+                <w:rFonts w:ascii="Malgun Gothic" w:hAnsi="Malgun Gothic" w:eastAsia="맑은 고딕"/>
+                <w:b/>
+                <w:i w:val="0"/>
+                <w:sz w:val="17"/>
+              </w:rPr>
+              <w:t>누적 50,764회의 소자 실험</w:t>
+            </w:r>
+            <w:r>
+              <w:rPr>
+                <w:rFonts w:ascii="Malgun Gothic" w:hAnsi="Malgun Gothic" w:eastAsia="맑은 고딕"/>
+                <w:b w:val="0"/>
+                <w:i w:val="0"/>
+                <w:sz w:val="17"/>
+              </w:rPr>
+              <w:t xml:space="preserve"> 끝에 패시베이션 분자 </w:t>
+            </w:r>
+            <w:r>
+              <w:rPr>
+                <w:rFonts w:ascii="Malgun Gothic" w:hAnsi="Malgun Gothic" w:eastAsia="맑은 고딕"/>
+                <w:b/>
+                <w:i w:val="0"/>
+                <w:sz w:val="17"/>
+              </w:rPr>
+              <w:t>5ANI</w:t>
+            </w:r>
+            <w:r>
+              <w:rPr>
+                <w:rFonts w:ascii="Malgun Gothic" w:hAnsi="Malgun Gothic" w:eastAsia="맑은 고딕"/>
+                <w:b w:val="0"/>
+                <w:i w:val="0"/>
+                <w:sz w:val="17"/>
+              </w:rPr>
+              <w:t xml:space="preserve">를 발견, 0.05 cm² 셀에서 </w:t>
+            </w:r>
+            <w:r>
+              <w:rPr>
+                <w:rFonts w:ascii="Malgun Gothic" w:hAnsi="Malgun Gothic" w:eastAsia="맑은 고딕"/>
+                <w:b/>
+                <w:i w:val="0"/>
+                <w:sz w:val="17"/>
+              </w:rPr>
+              <w:t>PCE 27.22%</w:t>
+            </w:r>
+            <w:r>
+              <w:rPr>
+                <w:rFonts w:ascii="Malgun Gothic" w:hAnsi="Malgun Gothic" w:eastAsia="맑은 고딕"/>
+                <w:b w:val="0"/>
+                <w:i w:val="0"/>
+                <w:sz w:val="17"/>
+              </w:rPr>
+              <w:t xml:space="preserve">(인증 MPPT 27.18%), 21.4 cm² 미니모듈에서 </w:t>
+            </w:r>
+            <w:r>
+              <w:rPr>
+                <w:rFonts w:ascii="Malgun Gothic" w:hAnsi="Malgun Gothic" w:eastAsia="맑은 고딕"/>
+                <w:b/>
+                <w:i w:val="0"/>
+                <w:sz w:val="17"/>
+              </w:rPr>
+              <w:t>23.49%</w:t>
+            </w:r>
+            <w:r>
+              <w:rPr>
+                <w:rFonts w:ascii="Malgun Gothic" w:hAnsi="Malgun Gothic" w:eastAsia="맑은 고딕"/>
+                <w:b w:val="0"/>
+                <w:i w:val="0"/>
+                <w:sz w:val="17"/>
+              </w:rPr>
+              <w:t xml:space="preserve"> 달성</w:t>
+            </w:r>
+          </w:p>
+        </w:tc>
+        <w:tc>
+          <w:tcPr>
+            <w:tcW w:type="dxa" w:w="1928"/>
+          </w:tcPr>
+          <w:p>
+            <w:pPr>
+              <w:spacing w:after="20" w:line="276" w:lineRule="auto"/>
+            </w:pPr>
+            <w:r/>
+            <w:r>
+              <w:rPr>
+                <w:rFonts w:ascii="Malgun Gothic" w:hAnsi="Malgun Gothic" w:eastAsia="맑은 고딕"/>
+                <w:b w:val="0"/>
+                <w:i w:val="0"/>
+                <w:sz w:val="17"/>
+              </w:rPr>
+              <w:t>②</w:t>
+            </w:r>
+          </w:p>
+        </w:tc>
+      </w:tr>
+      <w:tr>
+        <w:tc>
+          <w:tcPr>
+            <w:tcW w:type="dxa" w:w="1928"/>
+          </w:tcPr>
+          <w:p>
+            <w:pPr>
+              <w:spacing w:after="20" w:line="276" w:lineRule="auto"/>
+            </w:pPr>
+            <w:r/>
+            <w:r>
+              <w:rPr>
+                <w:rFonts w:ascii="Malgun Gothic" w:hAnsi="Malgun Gothic" w:eastAsia="맑은 고딕"/>
+                <w:b w:val="0"/>
+                <w:i w:val="0"/>
+                <w:sz w:val="17"/>
+              </w:rPr>
               <w:t>한국</w:t>
             </w:r>
           </w:p>
@@ -3121,7 +4132,7 @@
           <w:i w:val="0"/>
           <w:sz w:val="21"/>
         </w:rPr>
-        <w:t>20건.</w:t>
+        <w:t>27건.</w:t>
       </w:r>
       <w:r>
         <w:rPr>
@@ -3130,7 +4141,84 @@
           <w:i w:val="0"/>
           <w:sz w:val="21"/>
         </w:rPr>
-        <w:t xml:space="preserve"> 단계별로는 ① 측정형 3건, ② 완전형 16건, ③ 분산형 1건이다. 국가별로는 미국 9건, 영국 5건, 중국 2건, 일본 2건, 한국 1건, 다국 공동 1건이다.</w:t>
+        <w:t xml:space="preserve"> 단계별로는 ① 측정형 3건, ② 완전형 23건, ③ 분산형 1건이다. 국가별로는 미국 9건, 중국 6건, 영국 5건, 일본 5건, 한국 1건, 다국 공동(캐나다 주도) 1건이다.</w:t>
+      </w:r>
+    </w:p>
+    <w:p>
+      <w:pPr>
+        <w:jc w:val="both"/>
+      </w:pPr>
+      <w:r>
+        <w:rPr>
+          <w:rFonts w:ascii="Malgun Gothic" w:hAnsi="Malgun Gothic" w:eastAsia="맑은 고딕"/>
+          <w:b/>
+          <w:i w:val="0"/>
+          <w:sz w:val="21"/>
+        </w:rPr>
+        <w:t>일본과 중국을 다시 조사한 결과.</w:t>
+      </w:r>
+      <w:r>
+        <w:rPr>
+          <w:rFonts w:ascii="Malgun Gothic" w:hAnsi="Malgun Gothic" w:eastAsia="맑은 고딕"/>
+          <w:b w:val="0"/>
+          <w:i w:val="0"/>
+          <w:sz w:val="21"/>
+        </w:rPr>
+        <w:t xml:space="preserve"> 초판에서 두 나라를 각 2건으로 잡았던 것은 조사 부족이었다. 일본은 </w:t>
+      </w:r>
+      <w:r>
+        <w:rPr>
+          <w:rFonts w:ascii="Malgun Gothic" w:hAnsi="Malgun Gothic" w:eastAsia="맑은 고딕"/>
+          <w:b/>
+          <w:i w:val="0"/>
+          <w:sz w:val="21"/>
+        </w:rPr>
+        <w:t>NIMS·RIKEN 외에 Hitosugi 그룹의 자율 박막 플랫폼 계보(2020년 도쿄공업대 → 2025년 도쿄대 dLab)</w:t>
+      </w:r>
+      <w:r>
+        <w:rPr>
+          <w:rFonts w:ascii="Malgun Gothic" w:hAnsi="Malgun Gothic" w:eastAsia="맑은 고딕"/>
+          <w:b w:val="0"/>
+          <w:i w:val="0"/>
+          <w:sz w:val="21"/>
+        </w:rPr>
+        <w:t xml:space="preserve"> 가 별도의 축을 이루고 있고, 중국은 </w:t>
+      </w:r>
+      <w:r>
+        <w:rPr>
+          <w:rFonts w:ascii="Malgun Gothic" w:hAnsi="Malgun Gothic" w:eastAsia="맑은 고딕"/>
+          <w:b/>
+          <w:i w:val="0"/>
+          <w:sz w:val="21"/>
+        </w:rPr>
+        <w:t>USTC 한 곳에서만 4건</w:t>
+      </w:r>
+      <w:r>
+        <w:rPr>
+          <w:rFonts w:ascii="Malgun Gothic" w:hAnsi="Malgun Gothic" w:eastAsia="맑은 고딕"/>
+          <w:b w:val="0"/>
+          <w:i w:val="0"/>
+          <w:sz w:val="21"/>
+        </w:rPr>
+        <w:t xml:space="preserve">(올라운드 AI-Chemist, 화성 촉매, ChemAgents, BioMARS)이 나온다. 특히 홍콩폴리텍대 주도의 페로브스카이트 폐루프는 </w:t>
+      </w:r>
+      <w:r>
+        <w:rPr>
+          <w:rFonts w:ascii="Malgun Gothic" w:hAnsi="Malgun Gothic" w:eastAsia="맑은 고딕"/>
+          <w:b/>
+          <w:i w:val="0"/>
+          <w:sz w:val="21"/>
+        </w:rPr>
+        <w:t>누적 50,764회 실험</w:t>
+      </w:r>
+      <w:r>
+        <w:rPr>
+          <w:rFonts w:ascii="Malgun Gothic" w:hAnsi="Malgun Gothic" w:eastAsia="맑은 고딕"/>
+          <w:b w:val="0"/>
+          <w:i w:val="0"/>
+          <w:sz w:val="21"/>
+        </w:rPr>
+        <w:t>으로 본 표 전체에서 실험 규모가 가장 크다. 중국의 폐루프 실증 건수는 이제 영국·일본을 넘어 미국 다음이다.</w:t>
       </w:r>
     </w:p>
     <w:p>
@@ -3501,6 +4589,126 @@
                 <w:i w:val="0"/>
                 <w:sz w:val="17"/>
               </w:rPr>
+              <w:t>나노촉매 로봇 플랫폼 (한국 KIER)</w:t>
+            </w:r>
+          </w:p>
+        </w:tc>
+        <w:tc>
+          <w:tcPr>
+            <w:tcW w:type="dxa" w:w="4819"/>
+          </w:tcPr>
+          <w:p>
+            <w:pPr>
+              <w:spacing w:after="20" w:line="276" w:lineRule="auto"/>
+            </w:pPr>
+            <w:r/>
+            <w:r>
+              <w:rPr>
+                <w:rFonts w:ascii="Malgun Gothic" w:hAnsi="Malgun Gothic" w:eastAsia="맑은 고딕"/>
+                <w:b/>
+                <w:i w:val="0"/>
+                <w:sz w:val="17"/>
+              </w:rPr>
+              <w:t>완전 자동화이나 폐루프가 아님.</w:t>
+            </w:r>
+            <w:r>
+              <w:rPr>
+                <w:rFonts w:ascii="Malgun Gothic" w:hAnsi="Malgun Gothic" w:eastAsia="맑은 고딕"/>
+                <w:b w:val="0"/>
+                <w:i w:val="0"/>
+                <w:sz w:val="17"/>
+              </w:rPr>
+              <w:t xml:space="preserve"> 협동 로봇 2대가 촉매 성능 평가를 무인으로 수행해 수동 32일 작업을 17시간으로(약 45배) 단축했으나, 논문 자체가 데이터셋이 "머신러닝 분석과 자율 최적화에 적합"하며 "폐루프 AI 유도 워크플로로의 </w:t>
+            </w:r>
+            <w:r>
+              <w:rPr>
+                <w:rFonts w:ascii="Malgun Gothic" w:hAnsi="Malgun Gothic" w:eastAsia="맑은 고딕"/>
+                <w:b/>
+                <w:i w:val="0"/>
+                <w:sz w:val="17"/>
+              </w:rPr>
+              <w:t>통합 가능성</w:t>
+            </w:r>
+            <w:r>
+              <w:rPr>
+                <w:rFonts w:ascii="Malgun Gothic" w:hAnsi="Malgun Gothic" w:eastAsia="맑은 고딕"/>
+                <w:b w:val="0"/>
+                <w:i w:val="0"/>
+                <w:sz w:val="17"/>
+              </w:rPr>
+              <w:t>"을 연다고 서술한다. 즉 폐루프는 향후 과제</w:t>
+            </w:r>
+          </w:p>
+        </w:tc>
+      </w:tr>
+      <w:tr>
+        <w:tc>
+          <w:tcPr>
+            <w:tcW w:type="dxa" w:w="4819"/>
+          </w:tcPr>
+          <w:p>
+            <w:pPr>
+              <w:spacing w:after="20" w:line="276" w:lineRule="auto"/>
+            </w:pPr>
+            <w:r/>
+            <w:r>
+              <w:rPr>
+                <w:rFonts w:ascii="Malgun Gothic" w:hAnsi="Malgun Gothic" w:eastAsia="맑은 고딕"/>
+                <w:b w:val="0"/>
+                <w:i w:val="0"/>
+                <w:sz w:val="17"/>
+              </w:rPr>
+              <w:t>AUTOkobo (일본 AIST)</w:t>
+            </w:r>
+          </w:p>
+        </w:tc>
+        <w:tc>
+          <w:tcPr>
+            <w:tcW w:type="dxa" w:w="4819"/>
+          </w:tcPr>
+          <w:p>
+            <w:pPr>
+              <w:spacing w:after="20" w:line="276" w:lineRule="auto"/>
+            </w:pPr>
+            <w:r/>
+            <w:r>
+              <w:rPr>
+                <w:rFonts w:ascii="Malgun Gothic" w:hAnsi="Malgun Gothic" w:eastAsia="맑은 고딕"/>
+                <w:b/>
+                <w:i w:val="0"/>
+                <w:sz w:val="17"/>
+              </w:rPr>
+              <w:t>자율실험 공용 인프라.</w:t>
+            </w:r>
+            <w:r>
+              <w:rPr>
+                <w:rFonts w:ascii="Malgun Gothic" w:hAnsi="Malgun Gothic" w:eastAsia="맑은 고딕"/>
+                <w:b w:val="0"/>
+                <w:i w:val="0"/>
+                <w:sz w:val="17"/>
+              </w:rPr>
+              <w:t xml:space="preserve"> 2023년 출범해 7개 연구부문으로 확대됐고 액체·분말 분주 등 자동화 모듈을 공유한다. 로봇·크로마토그래피·PHYSBO를 결합한 자율 반응조건 최적화는 아직 "탐색 중" 단계로 기술됨</w:t>
+            </w:r>
+          </w:p>
+        </w:tc>
+      </w:tr>
+      <w:tr>
+        <w:tc>
+          <w:tcPr>
+            <w:tcW w:type="dxa" w:w="4819"/>
+          </w:tcPr>
+          <w:p>
+            <w:pPr>
+              <w:spacing w:after="20" w:line="276" w:lineRule="auto"/>
+            </w:pPr>
+            <w:r/>
+            <w:r>
+              <w:rPr>
+                <w:rFonts w:ascii="Malgun Gothic" w:hAnsi="Malgun Gothic" w:eastAsia="맑은 고딕"/>
+                <w:b w:val="0"/>
+                <w:i w:val="0"/>
+                <w:sz w:val="17"/>
+              </w:rPr>
               <w:t>Lila Sciences·Periodic Labs·Radical AI·Atinary (미국)</w:t>
             </w:r>
           </w:p>
@@ -3741,6 +4949,219 @@
           <w:sz w:val="21"/>
         </w:rPr>
         <w:t>논문</w:t>
+      </w:r>
+    </w:p>
+    <w:p>
+      <w:pPr>
+        <w:pStyle w:val="ListBullet"/>
+        <w:spacing w:after="60" w:line="324" w:lineRule="auto"/>
+      </w:pPr>
+      <w:r>
+        <w:rPr>
+          <w:rFonts w:ascii="Malgun Gothic" w:hAnsi="Malgun Gothic" w:eastAsia="맑은 고딕"/>
+          <w:b w:val="0"/>
+          <w:i w:val="0"/>
+          <w:sz w:val="21"/>
+        </w:rPr>
+        <w:t xml:space="preserve">Gao, D. 외 (2026). Autonomous closed-loop framework for reproducible perovskite solar cells. </w:t>
+      </w:r>
+      <w:r>
+        <w:rPr>
+          <w:rFonts w:ascii="Malgun Gothic" w:hAnsi="Malgun Gothic" w:eastAsia="맑은 고딕"/>
+          <w:b w:val="0"/>
+          <w:i/>
+          <w:sz w:val="21"/>
+        </w:rPr>
+        <w:t>Nature</w:t>
+      </w:r>
+      <w:r>
+        <w:rPr>
+          <w:rFonts w:ascii="Malgun Gothic" w:hAnsi="Malgun Gothic" w:eastAsia="맑은 고딕"/>
+          <w:b w:val="0"/>
+          <w:i w:val="0"/>
+          <w:sz w:val="21"/>
+        </w:rPr>
+        <w:t>. https://doi.org/10.1038/s41586-026-10482-y</w:t>
+      </w:r>
+    </w:p>
+    <w:p>
+      <w:pPr>
+        <w:pStyle w:val="ListBullet"/>
+        <w:spacing w:after="60" w:line="324" w:lineRule="auto"/>
+      </w:pPr>
+      <w:r>
+        <w:rPr>
+          <w:rFonts w:ascii="Malgun Gothic" w:hAnsi="Malgun Gothic" w:eastAsia="맑은 고딕"/>
+          <w:b w:val="0"/>
+          <w:i w:val="0"/>
+          <w:sz w:val="21"/>
+        </w:rPr>
+        <w:t xml:space="preserve">Gao, F., Li, H., Chen, Z. 외 (2025). A chemical autonomous robotic platform for end-to-end synthesis of nanoparticles. </w:t>
+      </w:r>
+      <w:r>
+        <w:rPr>
+          <w:rFonts w:ascii="Malgun Gothic" w:hAnsi="Malgun Gothic" w:eastAsia="맑은 고딕"/>
+          <w:b w:val="0"/>
+          <w:i/>
+          <w:sz w:val="21"/>
+        </w:rPr>
+        <w:t>Nature Communications</w:t>
+      </w:r>
+      <w:r>
+        <w:rPr>
+          <w:rFonts w:ascii="Malgun Gothic" w:hAnsi="Malgun Gothic" w:eastAsia="맑은 고딕"/>
+          <w:b w:val="0"/>
+          <w:i w:val="0"/>
+          <w:sz w:val="21"/>
+        </w:rPr>
+        <w:t>, 16, 7558. https://doi.org/10.1038/s41467-025-62994-2</w:t>
+      </w:r>
+    </w:p>
+    <w:p>
+      <w:pPr>
+        <w:pStyle w:val="ListBullet"/>
+        <w:spacing w:after="60" w:line="324" w:lineRule="auto"/>
+      </w:pPr>
+      <w:r>
+        <w:rPr>
+          <w:rFonts w:ascii="Malgun Gothic" w:hAnsi="Malgun Gothic" w:eastAsia="맑은 고딕"/>
+          <w:b w:val="0"/>
+          <w:i w:val="0"/>
+          <w:sz w:val="21"/>
+        </w:rPr>
+        <w:t xml:space="preserve">Shimizu, R., Kobayashi, S., Watanabe, Y., Ando, Y., &amp; Hitosugi, T. (2020). Autonomous materials synthesis by machine learning and robotics. </w:t>
+      </w:r>
+      <w:r>
+        <w:rPr>
+          <w:rFonts w:ascii="Malgun Gothic" w:hAnsi="Malgun Gothic" w:eastAsia="맑은 고딕"/>
+          <w:b w:val="0"/>
+          <w:i/>
+          <w:sz w:val="21"/>
+        </w:rPr>
+        <w:t>APL Materials</w:t>
+      </w:r>
+      <w:r>
+        <w:rPr>
+          <w:rFonts w:ascii="Malgun Gothic" w:hAnsi="Malgun Gothic" w:eastAsia="맑은 고딕"/>
+          <w:b w:val="0"/>
+          <w:i w:val="0"/>
+          <w:sz w:val="21"/>
+        </w:rPr>
+        <w:t>, 8(11), 111110. https://pubs.aip.org/aip/apm/article/8/11/111110/569817/</w:t>
+      </w:r>
+    </w:p>
+    <w:p>
+      <w:pPr>
+        <w:pStyle w:val="ListBullet"/>
+        <w:spacing w:after="60" w:line="324" w:lineRule="auto"/>
+      </w:pPr>
+      <w:r>
+        <w:rPr>
+          <w:rFonts w:ascii="Malgun Gothic" w:hAnsi="Malgun Gothic" w:eastAsia="맑은 고딕"/>
+          <w:b w:val="0"/>
+          <w:i w:val="0"/>
+          <w:sz w:val="21"/>
+        </w:rPr>
+        <w:t xml:space="preserve">Zhu, Q., Zhang, F., Huang, Y. 외 (2022). An all-round AI-Chemist with a scientific mind. </w:t>
+      </w:r>
+      <w:r>
+        <w:rPr>
+          <w:rFonts w:ascii="Malgun Gothic" w:hAnsi="Malgun Gothic" w:eastAsia="맑은 고딕"/>
+          <w:b w:val="0"/>
+          <w:i/>
+          <w:sz w:val="21"/>
+        </w:rPr>
+        <w:t>National Science Review</w:t>
+      </w:r>
+      <w:r>
+        <w:rPr>
+          <w:rFonts w:ascii="Malgun Gothic" w:hAnsi="Malgun Gothic" w:eastAsia="맑은 고딕"/>
+          <w:b w:val="0"/>
+          <w:i w:val="0"/>
+          <w:sz w:val="21"/>
+        </w:rPr>
+        <w:t>, 9(10), nwac190. https://doi.org/10.1093/nsr/nwac190</w:t>
+      </w:r>
+    </w:p>
+    <w:p>
+      <w:pPr>
+        <w:pStyle w:val="ListBullet"/>
+        <w:spacing w:after="60" w:line="324" w:lineRule="auto"/>
+      </w:pPr>
+      <w:r>
+        <w:rPr>
+          <w:rFonts w:ascii="Malgun Gothic" w:hAnsi="Malgun Gothic" w:eastAsia="맑은 고딕"/>
+          <w:b w:val="0"/>
+          <w:i w:val="0"/>
+          <w:sz w:val="21"/>
+        </w:rPr>
+        <w:t xml:space="preserve">Yoshikawa, N. 외 (2025). Self-driving laboratories in Japan. </w:t>
+      </w:r>
+      <w:r>
+        <w:rPr>
+          <w:rFonts w:ascii="Malgun Gothic" w:hAnsi="Malgun Gothic" w:eastAsia="맑은 고딕"/>
+          <w:b w:val="0"/>
+          <w:i/>
+          <w:sz w:val="21"/>
+        </w:rPr>
+        <w:t>Digital Discovery</w:t>
+      </w:r>
+      <w:r>
+        <w:rPr>
+          <w:rFonts w:ascii="Malgun Gothic" w:hAnsi="Malgun Gothic" w:eastAsia="맑은 고딕"/>
+          <w:b w:val="0"/>
+          <w:i w:val="0"/>
+          <w:sz w:val="21"/>
+        </w:rPr>
+        <w:t>, 4(6), 1384–1403. https://pubs.rsc.org/dd/article/4/6/1384/846229/Self-driving-laboratories-in-Japan — NIMS의 리튬-산소 전지 전해질 탐색(Matsuda 그룹)과 도쿄대 dLab은 이 리뷰에 수록된 내용을 근거로 함</w:t>
+      </w:r>
+    </w:p>
+    <w:p>
+      <w:pPr>
+        <w:pStyle w:val="ListBullet"/>
+        <w:spacing w:after="60" w:line="324" w:lineRule="auto"/>
+      </w:pPr>
+      <w:r>
+        <w:rPr>
+          <w:rFonts w:ascii="Malgun Gothic" w:hAnsi="Malgun Gothic" w:eastAsia="맑은 고딕"/>
+          <w:b w:val="0"/>
+          <w:i w:val="0"/>
+          <w:sz w:val="21"/>
+        </w:rPr>
+        <w:t xml:space="preserve">Li, J., Ding, C., Liu, D., Chen, L., &amp; Jiang, J. (2025). Autonomous laboratories in China. </w:t>
+      </w:r>
+      <w:r>
+        <w:rPr>
+          <w:rFonts w:ascii="Malgun Gothic" w:hAnsi="Malgun Gothic" w:eastAsia="맑은 고딕"/>
+          <w:b w:val="0"/>
+          <w:i/>
+          <w:sz w:val="21"/>
+        </w:rPr>
+        <w:t>Digital Discovery</w:t>
+      </w:r>
+      <w:r>
+        <w:rPr>
+          <w:rFonts w:ascii="Malgun Gothic" w:hAnsi="Malgun Gothic" w:eastAsia="맑은 고딕"/>
+          <w:b w:val="0"/>
+          <w:i w:val="0"/>
+          <w:sz w:val="21"/>
+        </w:rPr>
+        <w:t>, 4(7), 1672–1684. https://doi.org/10.1039/D5DD00072F</w:t>
+      </w:r>
+    </w:p>
+    <w:p>
+      <w:pPr>
+        <w:pStyle w:val="ListBullet"/>
+        <w:spacing w:after="60" w:line="324" w:lineRule="auto"/>
+      </w:pPr>
+      <w:r>
+        <w:rPr>
+          <w:rFonts w:ascii="Malgun Gothic" w:hAnsi="Malgun Gothic" w:eastAsia="맑은 고딕"/>
+          <w:b w:val="0"/>
+          <w:i w:val="0"/>
+          <w:sz w:val="21"/>
+        </w:rPr>
+        <w:t>BioMARS: A multi-agent robotic system for autonomous biological experiments (2025). USTC 쑤저우고등연구원. arXiv:2507.01485. https://arxiv.org/abs/2507.01485</w:t>
       </w:r>
     </w:p>
     <w:p>
@@ -4509,6 +5930,152 @@
           <w:i w:val="0"/>
           <w:sz w:val="21"/>
         </w:rPr>
+        <w:t>보조 자료</w:t>
+      </w:r>
+    </w:p>
+    <w:p>
+      <w:pPr>
+        <w:pStyle w:val="ListBullet"/>
+        <w:spacing w:after="60" w:line="324" w:lineRule="auto"/>
+      </w:pPr>
+      <w:r>
+        <w:rPr>
+          <w:rFonts w:ascii="Malgun Gothic" w:hAnsi="Malgun Gothic" w:eastAsia="맑은 고딕"/>
+          <w:b w:val="0"/>
+          <w:i w:val="0"/>
+          <w:sz w:val="21"/>
+        </w:rPr>
+        <w:t xml:space="preserve">The University of Tokyo (2025). </w:t>
+      </w:r>
+      <w:r>
+        <w:rPr>
+          <w:rFonts w:ascii="Malgun Gothic" w:hAnsi="Malgun Gothic" w:eastAsia="맑은 고딕"/>
+          <w:b w:val="0"/>
+          <w:i/>
+          <w:sz w:val="21"/>
+        </w:rPr>
+        <w:t>Team develops digital lab for data- and robot-driven materials science.</w:t>
+      </w:r>
+      <w:r>
+        <w:rPr>
+          <w:rFonts w:ascii="Malgun Gothic" w:hAnsi="Malgun Gothic" w:eastAsia="맑은 고딕"/>
+          <w:b w:val="0"/>
+          <w:i w:val="0"/>
+          <w:sz w:val="21"/>
+        </w:rPr>
+        <w:t xml:space="preserve"> https://www.u-tokyo.ac.jp/focus/en/press/z0508_00407.html</w:t>
+      </w:r>
+    </w:p>
+    <w:p>
+      <w:pPr>
+        <w:pStyle w:val="ListBullet"/>
+        <w:spacing w:after="60" w:line="324" w:lineRule="auto"/>
+      </w:pPr>
+      <w:r>
+        <w:rPr>
+          <w:rFonts w:ascii="Malgun Gothic" w:hAnsi="Malgun Gothic" w:eastAsia="맑은 고딕"/>
+          <w:b w:val="0"/>
+          <w:i w:val="0"/>
+          <w:sz w:val="21"/>
+        </w:rPr>
+        <w:t xml:space="preserve">Rigaku (2025). </w:t>
+      </w:r>
+      <w:r>
+        <w:rPr>
+          <w:rFonts w:ascii="Malgun Gothic" w:hAnsi="Malgun Gothic" w:eastAsia="맑은 고딕"/>
+          <w:b w:val="0"/>
+          <w:i/>
+          <w:sz w:val="21"/>
+        </w:rPr>
+        <w:t>Rigaku collaborates on development of "Digital Laboratory" for autonomous materials synthesis.</w:t>
+      </w:r>
+      <w:r>
+        <w:rPr>
+          <w:rFonts w:ascii="Malgun Gothic" w:hAnsi="Malgun Gothic" w:eastAsia="맑은 고딕"/>
+          <w:b w:val="0"/>
+          <w:i w:val="0"/>
+          <w:sz w:val="21"/>
+        </w:rPr>
+        <w:t xml:space="preserve"> https://rigaku-holdings.com/english/news/product-technology/2025-05-17/</w:t>
+      </w:r>
+    </w:p>
+    <w:p>
+      <w:pPr>
+        <w:pStyle w:val="ListBullet"/>
+        <w:spacing w:after="60" w:line="324" w:lineRule="auto"/>
+      </w:pPr>
+      <w:r>
+        <w:rPr>
+          <w:rFonts w:ascii="Malgun Gothic" w:hAnsi="Malgun Gothic" w:eastAsia="맑은 고딕"/>
+          <w:b w:val="0"/>
+          <w:i w:val="0"/>
+          <w:sz w:val="21"/>
+        </w:rPr>
+        <w:t xml:space="preserve">Chinese Academy of Sciences (2024). </w:t>
+      </w:r>
+      <w:r>
+        <w:rPr>
+          <w:rFonts w:ascii="Malgun Gothic" w:hAnsi="Malgun Gothic" w:eastAsia="맑은 고딕"/>
+          <w:b w:val="0"/>
+          <w:i/>
+          <w:sz w:val="21"/>
+        </w:rPr>
+        <w:t>China unveils "chemist" robot poised to transform science labs.</w:t>
+      </w:r>
+      <w:r>
+        <w:rPr>
+          <w:rFonts w:ascii="Malgun Gothic" w:hAnsi="Malgun Gothic" w:eastAsia="맑은 고딕"/>
+          <w:b w:val="0"/>
+          <w:i w:val="0"/>
+          <w:sz w:val="21"/>
+        </w:rPr>
+        <w:t xml:space="preserve"> https://english.cas.cn/newsroom/cas_media/202411/t20241108_693942.shtml</w:t>
+      </w:r>
+    </w:p>
+    <w:p>
+      <w:pPr>
+        <w:pStyle w:val="ListBullet"/>
+        <w:spacing w:after="60" w:line="324" w:lineRule="auto"/>
+      </w:pPr>
+      <w:r>
+        <w:rPr>
+          <w:rFonts w:ascii="Malgun Gothic" w:hAnsi="Malgun Gothic" w:eastAsia="맑은 고딕"/>
+          <w:b w:val="0"/>
+          <w:i w:val="0"/>
+          <w:sz w:val="21"/>
+        </w:rPr>
+        <w:t xml:space="preserve">Nature Reviews Materials (2026). </w:t>
+      </w:r>
+      <w:r>
+        <w:rPr>
+          <w:rFonts w:ascii="Malgun Gothic" w:hAnsi="Malgun Gothic" w:eastAsia="맑은 고딕"/>
+          <w:b w:val="0"/>
+          <w:i/>
+          <w:sz w:val="21"/>
+        </w:rPr>
+        <w:t>A closed-loop automated lab boosts perovskite performance.</w:t>
+      </w:r>
+      <w:r>
+        <w:rPr>
+          <w:rFonts w:ascii="Malgun Gothic" w:hAnsi="Malgun Gothic" w:eastAsia="맑은 고딕"/>
+          <w:b w:val="0"/>
+          <w:i w:val="0"/>
+          <w:sz w:val="21"/>
+        </w:rPr>
+        <w:t xml:space="preserve"> https://www.nature.com/articles/s41578-026-00928-0</w:t>
+      </w:r>
+    </w:p>
+    <w:p>
+      <w:pPr>
+        <w:jc w:val="both"/>
+      </w:pPr>
+      <w:r>
+        <w:rPr>
+          <w:rFonts w:ascii="Malgun Gothic" w:hAnsi="Malgun Gothic" w:eastAsia="맑은 고딕"/>
+          <w:b/>
+          <w:i w:val="0"/>
+          <w:sz w:val="21"/>
+        </w:rPr>
         <w:t>제외 사유 근거</w:t>
       </w:r>
     </w:p>
@@ -4642,6 +6209,39 @@
           <w:sz w:val="21"/>
         </w:rPr>
         <w:t xml:space="preserve"> https://www.ornl.gov/intersect</w:t>
+      </w:r>
+    </w:p>
+    <w:p>
+      <w:pPr>
+        <w:pStyle w:val="ListBullet"/>
+        <w:spacing w:after="60" w:line="324" w:lineRule="auto"/>
+      </w:pPr>
+      <w:r>
+        <w:rPr>
+          <w:rFonts w:ascii="Malgun Gothic" w:hAnsi="Malgun Gothic" w:eastAsia="맑은 고딕"/>
+          <w:b w:val="0"/>
+          <w:i w:val="0"/>
+          <w:sz w:val="21"/>
+        </w:rPr>
+        <w:t xml:space="preserve">Kang, S. W. 외 (2026). Fully automated and high-fidelity robotic platform enabling accelerated discovery of nanocatalysts. </w:t>
+      </w:r>
+      <w:r>
+        <w:rPr>
+          <w:rFonts w:ascii="Malgun Gothic" w:hAnsi="Malgun Gothic" w:eastAsia="맑은 고딕"/>
+          <w:b w:val="0"/>
+          <w:i/>
+          <w:sz w:val="21"/>
+        </w:rPr>
+        <w:t>Chemical Science</w:t>
+      </w:r>
+      <w:r>
+        <w:rPr>
+          <w:rFonts w:ascii="Malgun Gothic" w:hAnsi="Malgun Gothic" w:eastAsia="맑은 고딕"/>
+          <w:b w:val="0"/>
+          <w:i w:val="0"/>
+          <w:sz w:val="21"/>
+        </w:rPr>
+        <w:t>. https://pubs.rsc.org/en/content/articlelanding/2026/sc/d5sc06192j (한국에너지기술연구원)</w:t>
       </w:r>
     </w:p>
     <w:sectPr>

--- a/자율실험실_폐루프_실증사례.docx
+++ b/자율실험실_폐루프_실증사례.docx
@@ -4014,7 +4014,7 @@
                 <w:i w:val="0"/>
                 <w:sz w:val="17"/>
               </w:rPr>
-              <w:t>한국과학기술연구원(KIST)</w:t>
+              <w:t>한국과학기술연구원(KIST) 계산과학연구센터</w:t>
             </w:r>
           </w:p>
         </w:tc>
@@ -4054,7 +4054,25 @@
                 <w:i w:val="0"/>
                 <w:sz w:val="17"/>
               </w:rPr>
-              <w:t xml:space="preserve">자율화 실험실 운영 2년째인 2024년 인간 연구자가 약 1만 회 수행해야 할 실험을 </w:t>
+              <w:t xml:space="preserve">연구자는 화면에 목표 성능을 입력할 뿐 </w:t>
+            </w:r>
+            <w:r>
+              <w:rPr>
+                <w:rFonts w:ascii="Malgun Gothic" w:hAnsi="Malgun Gothic" w:eastAsia="맑은 고딕"/>
+                <w:b/>
+                <w:i w:val="0"/>
+                <w:sz w:val="17"/>
+              </w:rPr>
+              <w:t>소재 합성·분석·재설계를 AI가 주도</w:t>
+            </w:r>
+            <w:r>
+              <w:rPr>
+                <w:rFonts w:ascii="Malgun Gothic" w:hAnsi="Malgun Gothic" w:eastAsia="맑은 고딕"/>
+                <w:b w:val="0"/>
+                <w:i w:val="0"/>
+                <w:sz w:val="17"/>
+              </w:rPr>
+              <w:t xml:space="preserve">하는 구조. 성과가 2년 사이 두 단계로 좁혀졌다 — 2024년 인간 연구자 약 1만 회 상당의 실험을 </w:t>
             </w:r>
             <w:r>
               <w:rPr>
@@ -4072,7 +4090,7 @@
                 <w:i w:val="0"/>
                 <w:sz w:val="17"/>
               </w:rPr>
-              <w:t xml:space="preserve">로 축소. 이후 </w:t>
+              <w:t xml:space="preserve">로, 1년 뒤 다시 </w:t>
             </w:r>
             <w:r>
               <w:rPr>
@@ -4081,7 +4099,7 @@
                 <w:i w:val="0"/>
                 <w:sz w:val="17"/>
               </w:rPr>
-              <w:t>단 24회의 실험으로 세계 최고 성능의 전기화학 촉매</w:t>
+              <w:t>24회의 실험으로 세계 최고 성능의 전기화학 촉매</w:t>
             </w:r>
             <w:r>
               <w:rPr>
@@ -4090,7 +4108,7 @@
                 <w:i w:val="0"/>
                 <w:sz w:val="17"/>
               </w:rPr>
-              <w:t xml:space="preserve"> 개발, 실제 장비 가동 시간 1주일 미만. 특허출원 완료, 논문 작성 중 (언론 보도 기준)</w:t>
+              <w:t xml:space="preserve"> 개발(실제 장비 가동 1주일 미만). 특허출원 완료, 논문 작성 중. 같은 센터가 고려대와 로봇팔 기반 나노입자 합성·광학 특성 측정 장치도 구축 (언론 보도 기준)</w:t>
             </w:r>
           </w:p>
         </w:tc>
@@ -4637,6 +4655,84 @@
                 <w:sz w:val="17"/>
               </w:rPr>
               <w:t>"을 연다고 서술한다. 즉 폐루프는 향후 과제</w:t>
+            </w:r>
+          </w:p>
+        </w:tc>
+      </w:tr>
+      <w:tr>
+        <w:tc>
+          <w:tcPr>
+            <w:tcW w:type="dxa" w:w="4819"/>
+          </w:tcPr>
+          <w:p>
+            <w:pPr>
+              <w:spacing w:after="20" w:line="276" w:lineRule="auto"/>
+            </w:pPr>
+            <w:r/>
+            <w:r>
+              <w:rPr>
+                <w:rFonts w:ascii="Malgun Gothic" w:hAnsi="Malgun Gothic" w:eastAsia="맑은 고딕"/>
+                <w:b w:val="0"/>
+                <w:i w:val="0"/>
+                <w:sz w:val="17"/>
+              </w:rPr>
+              <w:t>로봇 자동화 실험실 (한국 LG화학)</w:t>
+            </w:r>
+          </w:p>
+        </w:tc>
+        <w:tc>
+          <w:tcPr>
+            <w:tcW w:type="dxa" w:w="4819"/>
+          </w:tcPr>
+          <w:p>
+            <w:pPr>
+              <w:spacing w:after="20" w:line="276" w:lineRule="auto"/>
+            </w:pPr>
+            <w:r/>
+            <w:r>
+              <w:rPr>
+                <w:rFonts w:ascii="Malgun Gothic" w:hAnsi="Malgun Gothic" w:eastAsia="맑은 고딕"/>
+                <w:b w:val="0"/>
+                <w:i w:val="0"/>
+                <w:sz w:val="17"/>
+              </w:rPr>
+              <w:t xml:space="preserve">대전 기술연구원 분석연구소에 구축한 </w:t>
+            </w:r>
+            <w:r>
+              <w:rPr>
+                <w:rFonts w:ascii="Malgun Gothic" w:hAnsi="Malgun Gothic" w:eastAsia="맑은 고딕"/>
+                <w:b/>
+                <w:i w:val="0"/>
+                <w:sz w:val="17"/>
+              </w:rPr>
+              <w:t>국내 화학 연구소 최초의 로봇 자동화 실험실</w:t>
+            </w:r>
+            <w:r>
+              <w:rPr>
+                <w:rFonts w:ascii="Malgun Gothic" w:hAnsi="Malgun Gothic" w:eastAsia="맑은 고딕"/>
+                <w:b w:val="0"/>
+                <w:i w:val="0"/>
+                <w:sz w:val="17"/>
+              </w:rPr>
+              <w:t xml:space="preserve">. 배터리 소재 분석에서 바이오 신약 연구로 확대해 업계 최초로 신약 연구에 피지컬 AI를 적용했으나, </w:t>
+            </w:r>
+            <w:r>
+              <w:rPr>
+                <w:rFonts w:ascii="Malgun Gothic" w:hAnsi="Malgun Gothic" w:eastAsia="맑은 고딕"/>
+                <w:b/>
+                <w:i w:val="0"/>
+                <w:sz w:val="17"/>
+              </w:rPr>
+              <w:t>AI와 로봇이 완전히 연동된 자율형 임상시험실은 3년 내 론칭 목표</w:t>
+            </w:r>
+            <w:r>
+              <w:rPr>
+                <w:rFonts w:ascii="Malgun Gothic" w:hAnsi="Malgun Gothic" w:eastAsia="맑은 고딕"/>
+                <w:b w:val="0"/>
+                <w:i w:val="0"/>
+                <w:sz w:val="17"/>
+              </w:rPr>
+              <w:t>로 제시된 상태</w:t>
             </w:r>
           </w:p>
         </w:tc>
@@ -5945,6 +6041,72 @@
           <w:i w:val="0"/>
           <w:sz w:val="21"/>
         </w:rPr>
+        <w:t xml:space="preserve">Lee, H., Yoo, H. J., Jang, H. S., Park, B., Park, Y. J., &amp; Han, S. S. (2026). Toward self-driving laboratory 2.0 for chemistry and materials discovery. </w:t>
+      </w:r>
+      <w:r>
+        <w:rPr>
+          <w:rFonts w:ascii="Malgun Gothic" w:hAnsi="Malgun Gothic" w:eastAsia="맑은 고딕"/>
+          <w:b w:val="0"/>
+          <w:i/>
+          <w:sz w:val="21"/>
+        </w:rPr>
+        <w:t>Materials Horizons</w:t>
+      </w:r>
+      <w:r>
+        <w:rPr>
+          <w:rFonts w:ascii="Malgun Gothic" w:hAnsi="Malgun Gothic" w:eastAsia="맑은 고딕"/>
+          <w:b w:val="0"/>
+          <w:i w:val="0"/>
+          <w:sz w:val="21"/>
+        </w:rPr>
+        <w:t>, 13(10), 4712–4739. https://doi.org/10.1039/D5MH01984B — KIST 계산과학연구센터·고려대. SDL의 다음 단계를 확장성·일반화·상호운용성 관점에서 정의한 문헌</w:t>
+      </w:r>
+    </w:p>
+    <w:p>
+      <w:pPr>
+        <w:pStyle w:val="ListBullet"/>
+        <w:spacing w:after="60" w:line="324" w:lineRule="auto"/>
+      </w:pPr>
+      <w:r>
+        <w:rPr>
+          <w:rFonts w:ascii="Malgun Gothic" w:hAnsi="Malgun Gothic" w:eastAsia="맑은 고딕"/>
+          <w:b w:val="0"/>
+          <w:i w:val="0"/>
+          <w:sz w:val="21"/>
+        </w:rPr>
+        <w:t xml:space="preserve">Hwang, J. 외 (2026). Self-driving laboratories in Korea: a new era of autonomous discovery. </w:t>
+      </w:r>
+      <w:r>
+        <w:rPr>
+          <w:rFonts w:ascii="Malgun Gothic" w:hAnsi="Malgun Gothic" w:eastAsia="맑은 고딕"/>
+          <w:b w:val="0"/>
+          <w:i/>
+          <w:sz w:val="21"/>
+        </w:rPr>
+        <w:t>Digital Discovery</w:t>
+      </w:r>
+      <w:r>
+        <w:rPr>
+          <w:rFonts w:ascii="Malgun Gothic" w:hAnsi="Malgun Gothic" w:eastAsia="맑은 고딕"/>
+          <w:b w:val="0"/>
+          <w:i w:val="0"/>
+          <w:sz w:val="21"/>
+        </w:rPr>
+        <w:t>, 5(5), 1968–1980. https://doi.org/10.1039/D6DD00024J</w:t>
+      </w:r>
+    </w:p>
+    <w:p>
+      <w:pPr>
+        <w:pStyle w:val="ListBullet"/>
+        <w:spacing w:after="60" w:line="324" w:lineRule="auto"/>
+      </w:pPr>
+      <w:r>
+        <w:rPr>
+          <w:rFonts w:ascii="Malgun Gothic" w:hAnsi="Malgun Gothic" w:eastAsia="맑은 고딕"/>
+          <w:b w:val="0"/>
+          <w:i w:val="0"/>
+          <w:sz w:val="21"/>
+        </w:rPr>
         <w:t xml:space="preserve">The University of Tokyo (2025). </w:t>
       </w:r>
       <w:r>
